--- a/Gabriel/AI Agnet/GABRIEL POPA.docx
+++ b/Gabriel/AI Agnet/GABRIEL POPA.docx
@@ -52,27 +52,7 @@
           <w:color w:val="4472C4" w:themeColor="accent5"/>
           <w:szCs w:val="36"/>
         </w:rPr>
-        <w:t xml:space="preserve">Senior AI Agent Engineer | AI Automation | LLM Applications | </w:t>
-      </w:r>
-      <w:proofErr w:type="spellStart"/>
-      <w:r>
-        <w:rPr>
-          <w:b/>
-          <w:bCs/>
-          <w:color w:val="4472C4" w:themeColor="accent5"/>
-          <w:szCs w:val="36"/>
-        </w:rPr>
-        <w:t>Agentic</w:t>
-      </w:r>
-      <w:proofErr w:type="spellEnd"/>
-      <w:r>
-        <w:rPr>
-          <w:b/>
-          <w:bCs/>
-          <w:color w:val="4472C4" w:themeColor="accent5"/>
-          <w:szCs w:val="36"/>
-        </w:rPr>
-        <w:t xml:space="preserve"> Systems</w:t>
+        <w:t>Senior AI Agent Engineer | AI Automation | LLM Applications | Agentic Systems</w:t>
       </w:r>
     </w:p>
     <w:p>
@@ -112,61 +92,10 @@
           <w:sz w:val="20"/>
           <w:szCs w:val="28"/>
         </w:rPr>
-        <w:t>, Romania</w:t>
-      </w:r>
-      <w:r>
-        <w:rPr>
-          <w:rStyle w:val="NormalWebChar"/>
-          <w:rFonts w:asciiTheme="majorBidi" w:hAnsiTheme="majorBidi" w:cstheme="majorBidi"/>
-          <w:bCs/>
-          <w:color w:val="000000" w:themeColor="text1"/>
-          <w:sz w:val="20"/>
-          <w:szCs w:val="28"/>
-        </w:rPr>
-        <w:t xml:space="preserve"> | </w:t>
-      </w:r>
-      <w:r>
-        <w:rPr>
-          <w:rStyle w:val="NormalWebChar"/>
-          <w:rFonts w:asciiTheme="majorBidi" w:hAnsiTheme="majorBidi" w:cstheme="majorBidi"/>
-          <w:bCs/>
-          <w:color w:val="000000" w:themeColor="text1"/>
-          <w:sz w:val="20"/>
-          <w:szCs w:val="28"/>
-        </w:rPr>
-        <w:t xml:space="preserve">+40 764309991 | </w:t>
-      </w:r>
-      <w:r>
-        <w:rPr>
-          <w:rFonts w:asciiTheme="majorBidi" w:eastAsia="Times New Roman" w:hAnsiTheme="majorBidi" w:cstheme="majorBidi"/>
-          <w:bCs/>
-          <w:color w:val="000000" w:themeColor="text1"/>
-          <w:szCs w:val="27"/>
-          <w:lang w:eastAsia="en-US"/>
-        </w:rPr>
-        <w:t>popagabriel0523@outlook.com</w:t>
-      </w:r>
-      <w:r>
-        <w:rPr>
-          <w:rFonts w:asciiTheme="majorBidi" w:eastAsia="Times New Roman" w:hAnsiTheme="majorBidi" w:cstheme="majorBidi"/>
-          <w:bCs/>
-          <w:color w:val="000000" w:themeColor="text1"/>
-          <w:szCs w:val="27"/>
-          <w:lang w:eastAsia="en-US"/>
-        </w:rPr>
-        <w:t xml:space="preserve"> | </w:t>
-      </w:r>
-      <w:r>
-        <w:rPr>
-          <w:rStyle w:val="NormalWebChar"/>
-          <w:rFonts w:asciiTheme="majorBidi" w:hAnsiTheme="majorBidi" w:cstheme="majorBidi"/>
-          <w:bCs/>
-          <w:color w:val="000000" w:themeColor="text1"/>
-          <w:sz w:val="20"/>
-          <w:szCs w:val="27"/>
-        </w:rPr>
-        <w:t>https://www.linkedin.com/in/gabriel-popa-89ba643a4/</w:t>
-      </w:r>
+        <w:t>, Romania | +40 764309991 | gabrielpdev@outlook.com | https://www.linkedin.com/in/gabriel-popa-12890b414/</w:t>
+      </w:r>
+      <w:bookmarkStart w:id="0" w:name="_GoBack"/>
+      <w:bookmarkEnd w:id="0"/>
     </w:p>
     <w:p>
       <w:pPr>
@@ -968,7 +897,6 @@
         </w:rPr>
         <w:t xml:space="preserve"> </w:t>
       </w:r>
-      <w:proofErr w:type="spellStart"/>
       <w:r>
         <w:rPr>
           <w:rFonts w:ascii="Times New Roman" w:eastAsia="Times New Roman" w:hAnsi="Times New Roman" w:cs="Times New Roman"/>
@@ -979,7 +907,6 @@
         </w:rPr>
         <w:t>PostgreSQL</w:t>
       </w:r>
-      <w:proofErr w:type="spellEnd"/>
       <w:r>
         <w:rPr>
           <w:rFonts w:ascii="Times New Roman" w:eastAsia="Times New Roman" w:hAnsi="Times New Roman" w:cs="Times New Roman"/>
@@ -1008,7 +935,6 @@
         </w:rPr>
         <w:t xml:space="preserve">, </w:t>
       </w:r>
-      <w:proofErr w:type="spellStart"/>
       <w:r>
         <w:rPr>
           <w:rFonts w:ascii="Times New Roman" w:eastAsia="Times New Roman" w:hAnsi="Times New Roman" w:cs="Times New Roman"/>
@@ -1019,7 +945,6 @@
         </w:rPr>
         <w:t>MongoDB</w:t>
       </w:r>
-      <w:proofErr w:type="spellEnd"/>
       <w:r>
         <w:rPr>
           <w:rFonts w:ascii="Times New Roman" w:eastAsia="Times New Roman" w:hAnsi="Times New Roman" w:cs="Times New Roman"/>
@@ -1183,21 +1108,8 @@
           <w:szCs w:val="24"/>
           <w:lang w:eastAsia="en-US"/>
         </w:rPr>
-        <w:t xml:space="preserve">Cloud &amp; </w:t>
-      </w:r>
-      <w:proofErr w:type="spellStart"/>
-      <w:r>
-        <w:rPr>
-          <w:rFonts w:ascii="Times New Roman" w:eastAsia="Times New Roman" w:hAnsi="Times New Roman" w:cs="Times New Roman"/>
-          <w:b/>
-          <w:bCs/>
-          <w:sz w:val="22"/>
-          <w:szCs w:val="24"/>
-          <w:lang w:eastAsia="en-US"/>
-        </w:rPr>
-        <w:t>DevOps</w:t>
-      </w:r>
-      <w:proofErr w:type="spellEnd"/>
+        <w:t>Cloud &amp; DevOps</w:t>
+      </w:r>
       <w:r>
         <w:rPr>
           <w:rFonts w:ascii="Times New Roman" w:eastAsia="Times New Roman" w:hAnsi="Times New Roman" w:cs="Times New Roman"/>
@@ -1255,27 +1167,15 @@
         </w:rPr>
         <w:t xml:space="preserve">, </w:t>
       </w:r>
-      <w:proofErr w:type="spellStart"/>
-      <w:r>
-        <w:rPr>
-          <w:rFonts w:ascii="Times New Roman" w:eastAsia="Times New Roman" w:hAnsi="Times New Roman" w:cs="Times New Roman"/>
-          <w:bCs/>
-          <w:sz w:val="22"/>
-          <w:szCs w:val="24"/>
-          <w:lang w:eastAsia="en-US"/>
-        </w:rPr>
-        <w:t>Docker</w:t>
-      </w:r>
-      <w:proofErr w:type="spellEnd"/>
-      <w:r>
-        <w:rPr>
-          <w:rFonts w:ascii="Times New Roman" w:eastAsia="Times New Roman" w:hAnsi="Times New Roman" w:cs="Times New Roman"/>
-          <w:bCs/>
-          <w:sz w:val="22"/>
-          <w:szCs w:val="24"/>
-          <w:lang w:eastAsia="en-US"/>
-        </w:rPr>
-        <w:t xml:space="preserve"> 24.x–26.x</w:t>
+      <w:r>
+        <w:rPr>
+          <w:rFonts w:ascii="Times New Roman" w:eastAsia="Times New Roman" w:hAnsi="Times New Roman" w:cs="Times New Roman"/>
+          <w:bCs/>
+          <w:sz w:val="22"/>
+          <w:szCs w:val="24"/>
+          <w:lang w:eastAsia="en-US"/>
+        </w:rPr>
+        <w:t>Docker 24.x–26.x</w:t>
       </w:r>
       <w:r>
         <w:rPr>
@@ -1286,27 +1186,15 @@
         </w:rPr>
         <w:t xml:space="preserve">, </w:t>
       </w:r>
-      <w:proofErr w:type="spellStart"/>
-      <w:r>
-        <w:rPr>
-          <w:rFonts w:ascii="Times New Roman" w:eastAsia="Times New Roman" w:hAnsi="Times New Roman" w:cs="Times New Roman"/>
-          <w:bCs/>
-          <w:sz w:val="22"/>
-          <w:szCs w:val="24"/>
-          <w:lang w:eastAsia="en-US"/>
-        </w:rPr>
-        <w:t>Kubernetes</w:t>
-      </w:r>
-      <w:proofErr w:type="spellEnd"/>
-      <w:r>
-        <w:rPr>
-          <w:rFonts w:ascii="Times New Roman" w:eastAsia="Times New Roman" w:hAnsi="Times New Roman" w:cs="Times New Roman"/>
-          <w:bCs/>
-          <w:sz w:val="22"/>
-          <w:szCs w:val="24"/>
-          <w:lang w:eastAsia="en-US"/>
-        </w:rPr>
-        <w:t xml:space="preserve"> 1.27–1.29</w:t>
+      <w:r>
+        <w:rPr>
+          <w:rFonts w:ascii="Times New Roman" w:eastAsia="Times New Roman" w:hAnsi="Times New Roman" w:cs="Times New Roman"/>
+          <w:bCs/>
+          <w:sz w:val="22"/>
+          <w:szCs w:val="24"/>
+          <w:lang w:eastAsia="en-US"/>
+        </w:rPr>
+        <w:t>Kubernetes 1.27–1.29</w:t>
       </w:r>
       <w:r>
         <w:rPr>
@@ -1317,27 +1205,15 @@
         </w:rPr>
         <w:t xml:space="preserve">, </w:t>
       </w:r>
-      <w:proofErr w:type="spellStart"/>
-      <w:r>
-        <w:rPr>
-          <w:rFonts w:ascii="Times New Roman" w:eastAsia="Times New Roman" w:hAnsi="Times New Roman" w:cs="Times New Roman"/>
-          <w:bCs/>
-          <w:sz w:val="22"/>
-          <w:szCs w:val="24"/>
-          <w:lang w:eastAsia="en-US"/>
-        </w:rPr>
-        <w:t>GitHub</w:t>
-      </w:r>
-      <w:proofErr w:type="spellEnd"/>
-      <w:r>
-        <w:rPr>
-          <w:rFonts w:ascii="Times New Roman" w:eastAsia="Times New Roman" w:hAnsi="Times New Roman" w:cs="Times New Roman"/>
-          <w:bCs/>
-          <w:sz w:val="22"/>
-          <w:szCs w:val="24"/>
-          <w:lang w:eastAsia="en-US"/>
-        </w:rPr>
-        <w:t xml:space="preserve"> Actions</w:t>
+      <w:r>
+        <w:rPr>
+          <w:rFonts w:ascii="Times New Roman" w:eastAsia="Times New Roman" w:hAnsi="Times New Roman" w:cs="Times New Roman"/>
+          <w:bCs/>
+          <w:sz w:val="22"/>
+          <w:szCs w:val="24"/>
+          <w:lang w:eastAsia="en-US"/>
+        </w:rPr>
+        <w:t>GitHub Actions</w:t>
       </w:r>
       <w:r>
         <w:rPr>
@@ -1367,7 +1243,6 @@
         </w:rPr>
         <w:t xml:space="preserve">, </w:t>
       </w:r>
-      <w:proofErr w:type="spellStart"/>
       <w:r>
         <w:rPr>
           <w:rFonts w:ascii="Times New Roman" w:eastAsia="Times New Roman" w:hAnsi="Times New Roman" w:cs="Times New Roman"/>
@@ -1378,7 +1253,6 @@
         </w:rPr>
         <w:t>Terraform</w:t>
       </w:r>
-      <w:proofErr w:type="spellEnd"/>
       <w:r>
         <w:rPr>
           <w:rFonts w:ascii="Times New Roman" w:eastAsia="Times New Roman" w:hAnsi="Times New Roman" w:cs="Times New Roman"/>
@@ -1446,7 +1320,6 @@
           <w:lang w:eastAsia="en-US"/>
         </w:rPr>
       </w:pPr>
-      <w:proofErr w:type="spellStart"/>
       <w:r>
         <w:rPr>
           <w:rFonts w:ascii="Times New Roman" w:eastAsia="Times New Roman" w:hAnsi="Times New Roman" w:cs="Times New Roman"/>
@@ -1456,19 +1329,7 @@
           <w:szCs w:val="24"/>
           <w:lang w:eastAsia="en-US"/>
         </w:rPr>
-        <w:t>Observability</w:t>
-      </w:r>
-      <w:proofErr w:type="spellEnd"/>
-      <w:r>
-        <w:rPr>
-          <w:rFonts w:ascii="Times New Roman" w:eastAsia="Times New Roman" w:hAnsi="Times New Roman" w:cs="Times New Roman"/>
-          <w:b/>
-          <w:bCs/>
-          <w:sz w:val="22"/>
-          <w:szCs w:val="24"/>
-          <w:lang w:eastAsia="en-US"/>
-        </w:rPr>
-        <w:t xml:space="preserve"> &amp; Quality:</w:t>
+        <w:t>Observability &amp; Quality:</w:t>
       </w:r>
       <w:r>
         <w:rPr>
@@ -2559,27 +2420,7 @@
           <w:szCs w:val="24"/>
           <w:lang w:eastAsia="en-US"/>
         </w:rPr>
-        <w:t xml:space="preserve">Engineered intelligent application features that evolved traditional </w:t>
-      </w:r>
-      <w:proofErr w:type="spellStart"/>
-      <w:r>
-        <w:rPr>
-          <w:rFonts w:ascii="Times New Roman" w:eastAsia="Times New Roman" w:hAnsi="Times New Roman" w:cs="Times New Roman"/>
-          <w:sz w:val="22"/>
-          <w:szCs w:val="24"/>
-          <w:lang w:eastAsia="en-US"/>
-        </w:rPr>
-        <w:t>SaaS</w:t>
-      </w:r>
-      <w:proofErr w:type="spellEnd"/>
-      <w:r>
-        <w:rPr>
-          <w:rFonts w:ascii="Times New Roman" w:eastAsia="Times New Roman" w:hAnsi="Times New Roman" w:cs="Times New Roman"/>
-          <w:sz w:val="22"/>
-          <w:szCs w:val="24"/>
-          <w:lang w:eastAsia="en-US"/>
-        </w:rPr>
-        <w:t xml:space="preserve"> workflows into </w:t>
+        <w:t xml:space="preserve">Engineered intelligent application features that evolved traditional SaaS workflows into </w:t>
       </w:r>
       <w:r>
         <w:rPr>
@@ -3010,27 +2851,7 @@
           <w:szCs w:val="24"/>
           <w:lang w:eastAsia="en-US"/>
         </w:rPr>
-        <w:t xml:space="preserve">Collaborated with QA and </w:t>
-      </w:r>
-      <w:proofErr w:type="spellStart"/>
-      <w:r>
-        <w:rPr>
-          <w:rFonts w:ascii="Times New Roman" w:eastAsia="Times New Roman" w:hAnsi="Times New Roman" w:cs="Times New Roman"/>
-          <w:sz w:val="22"/>
-          <w:szCs w:val="24"/>
-          <w:lang w:eastAsia="en-US"/>
-        </w:rPr>
-        <w:t>DevOps</w:t>
-      </w:r>
-      <w:proofErr w:type="spellEnd"/>
-      <w:r>
-        <w:rPr>
-          <w:rFonts w:ascii="Times New Roman" w:eastAsia="Times New Roman" w:hAnsi="Times New Roman" w:cs="Times New Roman"/>
-          <w:sz w:val="22"/>
-          <w:szCs w:val="24"/>
-          <w:lang w:eastAsia="en-US"/>
-        </w:rPr>
-        <w:t xml:space="preserve"> teams to introduce integration tests for AI-assisted flows, including malformed input cases, retrieval misses, and partial tool failures, which improved release confidence across new features.</w:t>
+        <w:t>Collaborated with QA and DevOps teams to introduce integration tests for AI-assisted flows, including malformed input cases, retrieval misses, and partial tool failures, which improved release confidence across new features.</w:t>
       </w:r>
     </w:p>
     <w:p>
@@ -3184,18 +3005,7 @@
           <w:szCs w:val="24"/>
           <w:lang w:eastAsia="en-US"/>
         </w:rPr>
-        <w:t>Developed backend and we</w:t>
-      </w:r>
-      <w:bookmarkStart w:id="0" w:name="_GoBack"/>
-      <w:bookmarkEnd w:id="0"/>
-      <w:r>
-        <w:rPr>
-          <w:rFonts w:ascii="Times New Roman" w:eastAsia="Times New Roman" w:hAnsi="Times New Roman" w:cs="Times New Roman"/>
-          <w:sz w:val="22"/>
-          <w:szCs w:val="24"/>
-          <w:lang w:eastAsia="en-US"/>
-        </w:rPr>
-        <w:t xml:space="preserve">b application features using </w:t>
+        <w:t xml:space="preserve">Developed backend and web application features using </w:t>
       </w:r>
       <w:r>
         <w:rPr>
@@ -10186,7 +9996,6 @@
       <w:jc w:val="both"/>
     </w:pPr>
     <w:tblPr>
-      <w:tblInd w:w="0" w:type="dxa"/>
       <w:tblBorders>
         <w:top w:val="single" w:sz="4" w:space="0" w:color="auto"/>
         <w:left w:val="single" w:sz="4" w:space="0" w:color="auto"/>
@@ -10195,12 +10004,6 @@
         <w:insideH w:val="single" w:sz="4" w:space="0" w:color="auto"/>
         <w:insideV w:val="single" w:sz="4" w:space="0" w:color="auto"/>
       </w:tblBorders>
-      <w:tblCellMar>
-        <w:top w:w="0" w:type="dxa"/>
-        <w:left w:w="108" w:type="dxa"/>
-        <w:bottom w:w="0" w:type="dxa"/>
-        <w:right w:w="108" w:type="dxa"/>
-      </w:tblCellMar>
     </w:tblPr>
   </w:style>
   <w:style w:type="character" w:customStyle="1" w:styleId="NormalWebChar">
@@ -10512,7 +10315,6 @@
       <w:jc w:val="both"/>
     </w:pPr>
     <w:tblPr>
-      <w:tblInd w:w="0" w:type="dxa"/>
       <w:tblBorders>
         <w:top w:val="single" w:sz="4" w:space="0" w:color="auto"/>
         <w:left w:val="single" w:sz="4" w:space="0" w:color="auto"/>
@@ -10521,12 +10323,6 @@
         <w:insideH w:val="single" w:sz="4" w:space="0" w:color="auto"/>
         <w:insideV w:val="single" w:sz="4" w:space="0" w:color="auto"/>
       </w:tblBorders>
-      <w:tblCellMar>
-        <w:top w:w="0" w:type="dxa"/>
-        <w:left w:w="108" w:type="dxa"/>
-        <w:bottom w:w="0" w:type="dxa"/>
-        <w:right w:w="108" w:type="dxa"/>
-      </w:tblCellMar>
     </w:tblPr>
   </w:style>
   <w:style w:type="character" w:customStyle="1" w:styleId="NormalWebChar">

--- a/Gabriel/AI Agnet/GABRIEL POPA.docx
+++ b/Gabriel/AI Agnet/GABRIEL POPA.docx
@@ -94,8 +94,6 @@
         </w:rPr>
         <w:t>, Romania | +40 764309991 | gabrielpdev@outlook.com | https://www.linkedin.com/in/gabriel-popa-12890b414/</w:t>
       </w:r>
-      <w:bookmarkStart w:id="0" w:name="_GoBack"/>
-      <w:bookmarkEnd w:id="0"/>
     </w:p>
     <w:p>
       <w:pPr>
@@ -1644,7 +1642,7 @@
           <w:sz w:val="22"/>
           <w:szCs w:val="28"/>
         </w:rPr>
-        <w:t xml:space="preserve">2024 – </w:t>
+        <w:t xml:space="preserve"> </w:t>
       </w:r>
       <w:r>
         <w:rPr>
@@ -1653,7 +1651,25 @@
           <w:sz w:val="22"/>
           <w:szCs w:val="28"/>
         </w:rPr>
-        <w:t>Dec 2025)</w:t>
+        <w:t xml:space="preserve">2024 – </w:t>
+      </w:r>
+      <w:r>
+        <w:rPr>
+          <w:rFonts w:asciiTheme="majorBidi" w:hAnsiTheme="majorBidi" w:cstheme="majorBidi"/>
+          <w:i/>
+          <w:sz w:val="22"/>
+          <w:szCs w:val="28"/>
+        </w:rPr>
+        <w:t>May 2026</w:t>
+      </w:r>
+      <w:r>
+        <w:rPr>
+          <w:rFonts w:asciiTheme="majorBidi" w:hAnsiTheme="majorBidi" w:cstheme="majorBidi"/>
+          <w:i/>
+          <w:sz w:val="22"/>
+          <w:szCs w:val="28"/>
+        </w:rPr>
+        <w:t>)</w:t>
       </w:r>
     </w:p>
     <w:p>
@@ -2961,8 +2977,10 @@
           <w:sz w:val="22"/>
           <w:szCs w:val="28"/>
         </w:rPr>
-        <w:t>Sept</w:t>
-      </w:r>
+        <w:t>Sep</w:t>
+      </w:r>
+      <w:bookmarkStart w:id="0" w:name="_GoBack"/>
+      <w:bookmarkEnd w:id="0"/>
       <w:r>
         <w:rPr>
           <w:rFonts w:asciiTheme="majorBidi" w:hAnsiTheme="majorBidi" w:cstheme="majorBidi"/>
